--- a/exports/feature_importance_2025-01-31/Standardform output or export_31_01_2025.docx
+++ b/exports/feature_importance_2025-01-31/Standardform output or export_31_01_2025.docx
@@ -1,6 +1,6 @@
 
 <file path=word/document.xml><?xml version="1.0" encoding="utf-8"?>
-<w:document xmlns:wpc="http://schemas.microsoft.com/office/word/2010/wordprocessingCanvas" xmlns:cx="http://schemas.microsoft.com/office/drawing/2014/chartex" xmlns:cx1="http://schemas.microsoft.com/office/drawing/2015/9/8/chartex" xmlns:mc="http://schemas.openxmlformats.org/markup-compatibility/2006" xmlns:o="urn:schemas-microsoft-com:office:office" xmlns:r="http://schemas.openxmlformats.org/officeDocument/2006/relationships" xmlns:m="http://schemas.openxmlformats.org/officeDocument/2006/math" xmlns:v="urn:schemas-microsoft-com:vml" xmlns:wp14="http://schemas.microsoft.com/office/word/2010/wordprocessingDrawing" xmlns:wp="http://schemas.openxmlformats.org/drawingml/2006/wordprocessingDrawing" xmlns:w10="urn:schemas-microsoft-com:office:word" xmlns:w="http://schemas.openxmlformats.org/wordprocessingml/2006/main" xmlns:w14="http://schemas.microsoft.com/office/word/2010/wordml" xmlns:w15="http://schemas.microsoft.com/office/word/2012/wordml" xmlns:w16se="http://schemas.microsoft.com/office/word/2015/wordml/symex" xmlns:wpg="http://schemas.microsoft.com/office/word/2010/wordprocessingGroup" xmlns:wpi="http://schemas.microsoft.com/office/word/2010/wordprocessingInk" xmlns:wne="http://schemas.microsoft.com/office/word/2006/wordml" xmlns:wps="http://schemas.microsoft.com/office/word/2010/wordprocessingShape" mc:Ignorable="w14 w15 w16se wp14">
+<w:document xmlns:wpc="http://schemas.microsoft.com/office/word/2010/wordprocessingCanvas" xmlns:cx="http://schemas.microsoft.com/office/drawing/2014/chartex" xmlns:cx1="http://schemas.microsoft.com/office/drawing/2015/9/8/chartex" xmlns:cx2="http://schemas.microsoft.com/office/drawing/2015/10/21/chartex" xmlns:cx3="http://schemas.microsoft.com/office/drawing/2016/5/9/chartex" xmlns:cx4="http://schemas.microsoft.com/office/drawing/2016/5/10/chartex" xmlns:cx5="http://schemas.microsoft.com/office/drawing/2016/5/11/chartex" xmlns:cx6="http://schemas.microsoft.com/office/drawing/2016/5/12/chartex" xmlns:cx7="http://schemas.microsoft.com/office/drawing/2016/5/13/chartex" xmlns:cx8="http://schemas.microsoft.com/office/drawing/2016/5/14/chartex" xmlns:mc="http://schemas.openxmlformats.org/markup-compatibility/2006" xmlns:aink="http://schemas.microsoft.com/office/drawing/2016/ink" xmlns:am3d="http://schemas.microsoft.com/office/drawing/2017/model3d" xmlns:o="urn:schemas-microsoft-com:office:office" xmlns:oel="http://schemas.microsoft.com/office/2019/extlst" xmlns:r="http://schemas.openxmlformats.org/officeDocument/2006/relationships" xmlns:m="http://schemas.openxmlformats.org/officeDocument/2006/math" xmlns:v="urn:schemas-microsoft-com:vml" xmlns:wp14="http://schemas.microsoft.com/office/word/2010/wordprocessingDrawing" xmlns:wp="http://schemas.openxmlformats.org/drawingml/2006/wordprocessingDrawing" xmlns:w10="urn:schemas-microsoft-com:office:word" xmlns:w="http://schemas.openxmlformats.org/wordprocessingml/2006/main" xmlns:w14="http://schemas.microsoft.com/office/word/2010/wordml" xmlns:w15="http://schemas.microsoft.com/office/word/2012/wordml" xmlns:w16cex="http://schemas.microsoft.com/office/word/2018/wordml/cex" xmlns:w16cid="http://schemas.microsoft.com/office/word/2016/wordml/cid" xmlns:w16="http://schemas.microsoft.com/office/word/2018/wordml" xmlns:w16du="http://schemas.microsoft.com/office/word/2023/wordml/word16du" xmlns:w16sdtdh="http://schemas.microsoft.com/office/word/2020/wordml/sdtdatahash" xmlns:w16sdtfl="http://schemas.microsoft.com/office/word/2024/wordml/sdtformatlock" xmlns:w16se="http://schemas.microsoft.com/office/word/2015/wordml/symex" xmlns:wpg="http://schemas.microsoft.com/office/word/2010/wordprocessingGroup" xmlns:wpi="http://schemas.microsoft.com/office/word/2010/wordprocessingInk" xmlns:wne="http://schemas.microsoft.com/office/word/2006/wordml" xmlns:wps="http://schemas.microsoft.com/office/word/2010/wordprocessingShape" mc:Ignorable="w14 w15 w16se w16cid w16 w16cex w16sdtdh w16sdtfl w16du wp14">
   <w:body>
     <w:p>
       <w:pPr>
@@ -31,7 +31,7 @@
       </w:r>
       <w:r>
         <w:rPr>
-          <w:rStyle w:val="Voetnootmarkering"/>
+          <w:rStyle w:val="FootnoteReference"/>
           <w:rFonts w:ascii="Arial" w:hAnsi="Arial" w:cs="Arial"/>
           <w:b/>
           <w:sz w:val="24"/>
@@ -63,7 +63,6 @@
         <w:tc>
           <w:tcPr>
             <w:tcW w:w="5040" w:type="dxa"/>
-            <w:shd w:val="clear" w:color="auto" w:fill="auto"/>
           </w:tcPr>
           <w:p>
             <w:pPr>
@@ -82,39 +81,7 @@
                 <w:rFonts w:ascii="Arial" w:hAnsi="Arial" w:cs="Arial"/>
                 <w:i/>
               </w:rPr>
-              <w:t>[</w:t>
-            </w:r>
-            <w:proofErr w:type="spellStart"/>
-            <w:r>
-              <w:rPr>
-                <w:rFonts w:ascii="Arial" w:hAnsi="Arial" w:cs="Arial"/>
-                <w:i/>
-              </w:rPr>
-              <w:t>name</w:t>
-            </w:r>
-            <w:proofErr w:type="spellEnd"/>
-            <w:r>
-              <w:rPr>
-                <w:rFonts w:ascii="Arial" w:hAnsi="Arial" w:cs="Arial"/>
-                <w:i/>
-              </w:rPr>
-              <w:t xml:space="preserve"> </w:t>
-            </w:r>
-            <w:proofErr w:type="spellStart"/>
-            <w:r>
-              <w:rPr>
-                <w:rFonts w:ascii="Arial" w:hAnsi="Arial" w:cs="Arial"/>
-                <w:i/>
-              </w:rPr>
-              <w:t>user</w:t>
-            </w:r>
-            <w:proofErr w:type="spellEnd"/>
-            <w:r>
-              <w:rPr>
-                <w:rFonts w:ascii="Arial" w:hAnsi="Arial" w:cs="Arial"/>
-                <w:i/>
-              </w:rPr>
-              <w:t>]</w:t>
+              <w:t>[name user]</w:t>
             </w:r>
             <w:r>
               <w:rPr>
@@ -128,7 +95,6 @@
         <w:tc>
           <w:tcPr>
             <w:tcW w:w="4320" w:type="dxa"/>
-            <w:shd w:val="clear" w:color="auto" w:fill="auto"/>
           </w:tcPr>
           <w:p>
             <w:pPr>
@@ -140,16 +106,8 @@
               <w:rPr>
                 <w:rFonts w:ascii="Arial" w:hAnsi="Arial" w:cs="Arial"/>
               </w:rPr>
-              <w:t xml:space="preserve">Elizaveta </w:t>
-            </w:r>
-            <w:proofErr w:type="spellStart"/>
-            <w:r>
-              <w:rPr>
-                <w:rFonts w:ascii="Arial" w:hAnsi="Arial" w:cs="Arial"/>
-              </w:rPr>
-              <w:t>Sivak</w:t>
-            </w:r>
-            <w:proofErr w:type="spellEnd"/>
+              <w:t>Elizaveta Sivak</w:t>
+            </w:r>
           </w:p>
         </w:tc>
       </w:tr>
@@ -157,7 +115,6 @@
         <w:tc>
           <w:tcPr>
             <w:tcW w:w="5040" w:type="dxa"/>
-            <w:shd w:val="clear" w:color="auto" w:fill="auto"/>
           </w:tcPr>
           <w:p>
             <w:pPr>
@@ -242,7 +199,6 @@
         <w:tc>
           <w:tcPr>
             <w:tcW w:w="4320" w:type="dxa"/>
-            <w:shd w:val="clear" w:color="auto" w:fill="auto"/>
           </w:tcPr>
           <w:p>
             <w:pPr>
@@ -256,7 +212,7 @@
                 <w:rFonts w:ascii="Arial" w:hAnsi="Arial" w:cs="Arial"/>
                 <w:lang w:val="en-GB"/>
               </w:rPr>
-              <w:t>0633355639</w:t>
+              <w:t>REDACTED</w:t>
             </w:r>
           </w:p>
         </w:tc>
@@ -265,7 +221,6 @@
         <w:tc>
           <w:tcPr>
             <w:tcW w:w="5040" w:type="dxa"/>
-            <w:shd w:val="clear" w:color="auto" w:fill="auto"/>
           </w:tcPr>
           <w:p>
             <w:pPr>
@@ -284,39 +239,7 @@
                 <w:rFonts w:ascii="Arial" w:hAnsi="Arial" w:cs="Arial"/>
                 <w:i/>
               </w:rPr>
-              <w:t>[</w:t>
-            </w:r>
-            <w:proofErr w:type="spellStart"/>
-            <w:r>
-              <w:rPr>
-                <w:rFonts w:ascii="Arial" w:hAnsi="Arial" w:cs="Arial"/>
-                <w:i/>
-              </w:rPr>
-              <w:t>name</w:t>
-            </w:r>
-            <w:proofErr w:type="spellEnd"/>
-            <w:r>
-              <w:rPr>
-                <w:rFonts w:ascii="Arial" w:hAnsi="Arial" w:cs="Arial"/>
-                <w:i/>
-              </w:rPr>
-              <w:t xml:space="preserve"> </w:t>
-            </w:r>
-            <w:proofErr w:type="spellStart"/>
-            <w:r>
-              <w:rPr>
-                <w:rFonts w:ascii="Arial" w:hAnsi="Arial" w:cs="Arial"/>
-                <w:i/>
-              </w:rPr>
-              <w:t>institution</w:t>
-            </w:r>
-            <w:proofErr w:type="spellEnd"/>
-            <w:r>
-              <w:rPr>
-                <w:rFonts w:ascii="Arial" w:hAnsi="Arial" w:cs="Arial"/>
-                <w:i/>
-              </w:rPr>
-              <w:t>]</w:t>
+              <w:t>[name institution]</w:t>
             </w:r>
             <w:r>
               <w:rPr>
@@ -330,7 +253,6 @@
         <w:tc>
           <w:tcPr>
             <w:tcW w:w="4320" w:type="dxa"/>
-            <w:shd w:val="clear" w:color="auto" w:fill="auto"/>
           </w:tcPr>
           <w:p>
             <w:pPr>
@@ -339,19 +261,11 @@
                 <w:lang w:val="en-US"/>
               </w:rPr>
             </w:pPr>
-            <w:proofErr w:type="spellStart"/>
-            <w:r>
-              <w:rPr>
-                <w:rFonts w:ascii="Arial" w:hAnsi="Arial" w:cs="Arial"/>
-              </w:rPr>
-              <w:t>Rijksuniversiteit</w:t>
-            </w:r>
-            <w:proofErr w:type="spellEnd"/>
-            <w:r>
-              <w:rPr>
-                <w:rFonts w:ascii="Arial" w:hAnsi="Arial" w:cs="Arial"/>
-              </w:rPr>
-              <w:t xml:space="preserve"> Groningen</w:t>
+            <w:r>
+              <w:rPr>
+                <w:rFonts w:ascii="Arial" w:hAnsi="Arial" w:cs="Arial"/>
+              </w:rPr>
+              <w:t>Rijksuniversiteit Groningen</w:t>
             </w:r>
           </w:p>
         </w:tc>
@@ -360,7 +274,6 @@
         <w:tc>
           <w:tcPr>
             <w:tcW w:w="5040" w:type="dxa"/>
-            <w:shd w:val="clear" w:color="auto" w:fill="auto"/>
           </w:tcPr>
           <w:p>
             <w:pPr>
@@ -397,7 +310,6 @@
         <w:tc>
           <w:tcPr>
             <w:tcW w:w="4320" w:type="dxa"/>
-            <w:shd w:val="clear" w:color="auto" w:fill="auto"/>
           </w:tcPr>
           <w:p>
             <w:pPr>
@@ -434,7 +346,6 @@
         <w:tc>
           <w:tcPr>
             <w:tcW w:w="5040" w:type="dxa"/>
-            <w:shd w:val="clear" w:color="auto" w:fill="auto"/>
           </w:tcPr>
           <w:p>
             <w:pPr>
@@ -453,55 +364,7 @@
                 <w:rFonts w:ascii="Arial" w:hAnsi="Arial" w:cs="Arial"/>
                 <w:i/>
               </w:rPr>
-              <w:t>[</w:t>
-            </w:r>
-            <w:proofErr w:type="spellStart"/>
-            <w:r>
-              <w:rPr>
-                <w:rFonts w:ascii="Arial" w:hAnsi="Arial" w:cs="Arial"/>
-                <w:i/>
-              </w:rPr>
-              <w:t>contractnumber</w:t>
-            </w:r>
-            <w:proofErr w:type="spellEnd"/>
-            <w:r>
-              <w:rPr>
-                <w:rFonts w:ascii="Arial" w:hAnsi="Arial" w:cs="Arial"/>
-                <w:i/>
-              </w:rPr>
-              <w:t xml:space="preserve"> + </w:t>
-            </w:r>
-            <w:proofErr w:type="spellStart"/>
-            <w:r>
-              <w:rPr>
-                <w:rFonts w:ascii="Arial" w:hAnsi="Arial" w:cs="Arial"/>
-                <w:i/>
-              </w:rPr>
-              <w:t>name</w:t>
-            </w:r>
-            <w:proofErr w:type="spellEnd"/>
-            <w:r>
-              <w:rPr>
-                <w:rFonts w:ascii="Arial" w:hAnsi="Arial" w:cs="Arial"/>
-                <w:i/>
-              </w:rPr>
-              <w:t xml:space="preserve"> </w:t>
-            </w:r>
-            <w:proofErr w:type="spellStart"/>
-            <w:r>
-              <w:rPr>
-                <w:rFonts w:ascii="Arial" w:hAnsi="Arial" w:cs="Arial"/>
-                <w:i/>
-              </w:rPr>
-              <w:t>research</w:t>
-            </w:r>
-            <w:proofErr w:type="spellEnd"/>
-            <w:r>
-              <w:rPr>
-                <w:rFonts w:ascii="Arial" w:hAnsi="Arial" w:cs="Arial"/>
-                <w:i/>
-              </w:rPr>
-              <w:t>]</w:t>
+              <w:t>[contractnumber + name research]</w:t>
             </w:r>
             <w:r>
               <w:rPr>
@@ -515,7 +378,6 @@
         <w:tc>
           <w:tcPr>
             <w:tcW w:w="4320" w:type="dxa"/>
-            <w:shd w:val="clear" w:color="auto" w:fill="auto"/>
           </w:tcPr>
           <w:p>
             <w:pPr>
@@ -552,7 +414,6 @@
         <w:tc>
           <w:tcPr>
             <w:tcW w:w="5040" w:type="dxa"/>
-            <w:shd w:val="clear" w:color="auto" w:fill="auto"/>
           </w:tcPr>
           <w:p>
             <w:pPr>
@@ -636,7 +497,6 @@
         <w:tc>
           <w:tcPr>
             <w:tcW w:w="4320" w:type="dxa"/>
-            <w:shd w:val="clear" w:color="auto" w:fill="auto"/>
           </w:tcPr>
           <w:p>
             <w:pPr>
@@ -659,7 +519,6 @@
         <w:tc>
           <w:tcPr>
             <w:tcW w:w="5040" w:type="dxa"/>
-            <w:shd w:val="clear" w:color="auto" w:fill="auto"/>
           </w:tcPr>
           <w:p>
             <w:pPr>
@@ -701,7 +560,6 @@
         <w:tc>
           <w:tcPr>
             <w:tcW w:w="4320" w:type="dxa"/>
-            <w:shd w:val="clear" w:color="auto" w:fill="auto"/>
           </w:tcPr>
           <w:p>
             <w:pPr>
@@ -732,21 +590,12 @@
               </w:rPr>
               <w:t xml:space="preserve">Initially this output was submitted for export on December 31, 2024, by </w:t>
             </w:r>
-            <w:proofErr w:type="spellStart"/>
             <w:r>
               <w:rPr>
                 <w:rFonts w:ascii="Arial" w:hAnsi="Arial" w:cs="Arial"/>
                 <w:lang w:val="en-US"/>
               </w:rPr>
-              <w:t>Hanzhang</w:t>
-            </w:r>
-            <w:proofErr w:type="spellEnd"/>
-            <w:r>
-              <w:rPr>
-                <w:rFonts w:ascii="Arial" w:hAnsi="Arial" w:cs="Arial"/>
-                <w:lang w:val="en-US"/>
-              </w:rPr>
-              <w:t xml:space="preserve"> Ren</w:t>
+              <w:t>Hanzhang Ren</w:t>
             </w:r>
             <w:r>
               <w:rPr>
@@ -762,7 +611,6 @@
         <w:tc>
           <w:tcPr>
             <w:tcW w:w="5040" w:type="dxa"/>
-            <w:shd w:val="clear" w:color="auto" w:fill="auto"/>
           </w:tcPr>
           <w:p>
             <w:pPr>
@@ -815,7 +663,6 @@
         <w:tc>
           <w:tcPr>
             <w:tcW w:w="4320" w:type="dxa"/>
-            <w:shd w:val="clear" w:color="auto" w:fill="auto"/>
           </w:tcPr>
           <w:p>
             <w:pPr>
@@ -968,7 +815,6 @@
         <w:tc>
           <w:tcPr>
             <w:tcW w:w="5040" w:type="dxa"/>
-            <w:shd w:val="clear" w:color="auto" w:fill="auto"/>
           </w:tcPr>
           <w:p>
             <w:pPr>
@@ -1028,7 +874,6 @@
         <w:tc>
           <w:tcPr>
             <w:tcW w:w="4320" w:type="dxa"/>
-            <w:shd w:val="clear" w:color="auto" w:fill="auto"/>
           </w:tcPr>
           <w:p>
             <w:pPr>
@@ -1042,23 +887,7 @@
                 <w:rFonts w:ascii="Arial" w:hAnsi="Arial" w:cs="Arial"/>
                 <w:lang w:val="en-GB"/>
               </w:rPr>
-              <w:t xml:space="preserve">We made a boosted tree model using the </w:t>
-            </w:r>
-            <w:proofErr w:type="spellStart"/>
-            <w:r>
-              <w:rPr>
-                <w:rFonts w:ascii="Arial" w:hAnsi="Arial" w:cs="Arial"/>
-                <w:lang w:val="en-GB"/>
-              </w:rPr>
-              <w:t>catboost</w:t>
-            </w:r>
-            <w:proofErr w:type="spellEnd"/>
-            <w:r>
-              <w:rPr>
-                <w:rFonts w:ascii="Arial" w:hAnsi="Arial" w:cs="Arial"/>
-                <w:lang w:val="en-GB"/>
-              </w:rPr>
-              <w:t xml:space="preserve"> package to predict whether Dutch people between 18 and 45 years old would have children between 2021 and 2023. The purpose of the ‘feature_importance.csv’ file is to indicate the importance of each of the 138 variables (or features) involved  in the model.</w:t>
+              <w:t>We made a boosted tree model using the catboost package to predict whether Dutch people between 18 and 45 years old would have children between 2021 and 2023. The purpose of the ‘feature_importance.csv’ file is to indicate the importance of each of the 138 variables (or features) involved  in the model.</w:t>
             </w:r>
           </w:p>
         </w:tc>
@@ -1067,7 +896,6 @@
         <w:tc>
           <w:tcPr>
             <w:tcW w:w="5040" w:type="dxa"/>
-            <w:shd w:val="clear" w:color="auto" w:fill="auto"/>
           </w:tcPr>
           <w:p>
             <w:pPr>
@@ -1158,7 +986,6 @@
         <w:tc>
           <w:tcPr>
             <w:tcW w:w="4320" w:type="dxa"/>
-            <w:shd w:val="clear" w:color="auto" w:fill="auto"/>
           </w:tcPr>
           <w:p>
             <w:pPr>
@@ -1202,7 +1029,6 @@
         <w:tc>
           <w:tcPr>
             <w:tcW w:w="5040" w:type="dxa"/>
-            <w:shd w:val="clear" w:color="auto" w:fill="auto"/>
           </w:tcPr>
           <w:p>
             <w:pPr>
@@ -1299,7 +1125,7 @@
             </w:r>
             <w:r>
               <w:rPr>
-                <w:rStyle w:val="Voetnootmarkering"/>
+                <w:rStyle w:val="FootnoteReference"/>
                 <w:rFonts w:ascii="Arial" w:hAnsi="Arial" w:cs="Arial"/>
                 <w:i/>
                 <w:lang w:val="en-GB"/>
@@ -1327,7 +1153,6 @@
         <w:tc>
           <w:tcPr>
             <w:tcW w:w="4320" w:type="dxa"/>
-            <w:shd w:val="clear" w:color="auto" w:fill="auto"/>
           </w:tcPr>
           <w:p>
             <w:pPr>
@@ -1385,7 +1210,6 @@
               <w:bottom w:val="single" w:sz="4" w:space="0" w:color="auto"/>
               <w:right w:val="single" w:sz="4" w:space="0" w:color="auto"/>
             </w:tcBorders>
-            <w:shd w:val="clear" w:color="auto" w:fill="auto"/>
           </w:tcPr>
           <w:p>
             <w:pPr>
@@ -1419,7 +1243,6 @@
               <w:bottom w:val="single" w:sz="4" w:space="0" w:color="auto"/>
               <w:right w:val="single" w:sz="4" w:space="0" w:color="auto"/>
             </w:tcBorders>
-            <w:shd w:val="clear" w:color="auto" w:fill="auto"/>
           </w:tcPr>
           <w:p>
             <w:pPr>
@@ -1479,8 +1302,6 @@
               </w:rPr>
               <w:t>”</w:t>
             </w:r>
-            <w:bookmarkStart w:id="0" w:name="_GoBack"/>
-            <w:bookmarkEnd w:id="0"/>
           </w:p>
         </w:tc>
       </w:tr>
@@ -1494,7 +1315,6 @@
               <w:bottom w:val="single" w:sz="4" w:space="0" w:color="auto"/>
               <w:right w:val="single" w:sz="4" w:space="0" w:color="auto"/>
             </w:tcBorders>
-            <w:shd w:val="clear" w:color="auto" w:fill="auto"/>
           </w:tcPr>
           <w:p>
             <w:pPr>
@@ -1528,7 +1348,6 @@
               <w:bottom w:val="single" w:sz="4" w:space="0" w:color="auto"/>
               <w:right w:val="single" w:sz="4" w:space="0" w:color="auto"/>
             </w:tcBorders>
-            <w:shd w:val="clear" w:color="auto" w:fill="auto"/>
           </w:tcPr>
           <w:p>
             <w:pPr>
@@ -1557,7 +1376,6 @@
               <w:bottom w:val="single" w:sz="4" w:space="0" w:color="auto"/>
               <w:right w:val="single" w:sz="4" w:space="0" w:color="auto"/>
             </w:tcBorders>
-            <w:shd w:val="clear" w:color="auto" w:fill="auto"/>
           </w:tcPr>
           <w:p>
             <w:pPr>
@@ -1591,7 +1409,6 @@
               <w:bottom w:val="single" w:sz="4" w:space="0" w:color="auto"/>
               <w:right w:val="single" w:sz="4" w:space="0" w:color="auto"/>
             </w:tcBorders>
-            <w:shd w:val="clear" w:color="auto" w:fill="auto"/>
           </w:tcPr>
           <w:p>
             <w:pPr>
@@ -1620,7 +1437,6 @@
               <w:bottom w:val="single" w:sz="4" w:space="0" w:color="auto"/>
               <w:right w:val="single" w:sz="4" w:space="0" w:color="auto"/>
             </w:tcBorders>
-            <w:shd w:val="clear" w:color="auto" w:fill="auto"/>
           </w:tcPr>
           <w:p>
             <w:pPr>
@@ -1634,23 +1450,7 @@
                 <w:rFonts w:ascii="Arial" w:hAnsi="Arial" w:cs="Arial"/>
                 <w:lang w:val="en-GB"/>
               </w:rPr>
-              <w:t>4 – Does this output contain information on 1 institution/company/household/</w:t>
-            </w:r>
-            <w:proofErr w:type="spellStart"/>
-            <w:r>
-              <w:rPr>
-                <w:rFonts w:ascii="Arial" w:hAnsi="Arial" w:cs="Arial"/>
-                <w:lang w:val="en-GB"/>
-              </w:rPr>
-              <w:t>etc</w:t>
-            </w:r>
-            <w:proofErr w:type="spellEnd"/>
-            <w:r>
-              <w:rPr>
-                <w:rFonts w:ascii="Arial" w:hAnsi="Arial" w:cs="Arial"/>
-                <w:lang w:val="en-GB"/>
-              </w:rPr>
-              <w:t>?</w:t>
+              <w:t>4 – Does this output contain information on 1 institution/company/household/etc?</w:t>
             </w:r>
             <w:r>
               <w:rPr>
@@ -1670,7 +1470,6 @@
               <w:bottom w:val="single" w:sz="4" w:space="0" w:color="auto"/>
               <w:right w:val="single" w:sz="4" w:space="0" w:color="auto"/>
             </w:tcBorders>
-            <w:shd w:val="clear" w:color="auto" w:fill="auto"/>
           </w:tcPr>
           <w:p>
             <w:pPr>
@@ -1699,7 +1498,6 @@
               <w:bottom w:val="single" w:sz="4" w:space="0" w:color="auto"/>
               <w:right w:val="single" w:sz="4" w:space="0" w:color="auto"/>
             </w:tcBorders>
-            <w:shd w:val="clear" w:color="auto" w:fill="auto"/>
           </w:tcPr>
           <w:p>
             <w:pPr>
@@ -1757,7 +1555,6 @@
               <w:bottom w:val="single" w:sz="4" w:space="0" w:color="auto"/>
               <w:right w:val="single" w:sz="4" w:space="0" w:color="auto"/>
             </w:tcBorders>
-            <w:shd w:val="clear" w:color="auto" w:fill="auto"/>
           </w:tcPr>
           <w:p>
             <w:pPr>
@@ -1786,7 +1583,6 @@
               <w:bottom w:val="single" w:sz="4" w:space="0" w:color="auto"/>
               <w:right w:val="single" w:sz="4" w:space="0" w:color="auto"/>
             </w:tcBorders>
-            <w:shd w:val="clear" w:color="auto" w:fill="auto"/>
           </w:tcPr>
           <w:p>
             <w:pPr>
@@ -1820,7 +1616,6 @@
               <w:bottom w:val="single" w:sz="4" w:space="0" w:color="auto"/>
               <w:right w:val="single" w:sz="4" w:space="0" w:color="auto"/>
             </w:tcBorders>
-            <w:shd w:val="clear" w:color="auto" w:fill="auto"/>
           </w:tcPr>
           <w:p>
             <w:pPr>
@@ -1870,7 +1665,7 @@
 </file>
 
 <file path=word/endnotes.xml><?xml version="1.0" encoding="utf-8"?>
-<w:endnotes xmlns:wpc="http://schemas.microsoft.com/office/word/2010/wordprocessingCanvas" xmlns:cx="http://schemas.microsoft.com/office/drawing/2014/chartex" xmlns:cx1="http://schemas.microsoft.com/office/drawing/2015/9/8/chartex" xmlns:mc="http://schemas.openxmlformats.org/markup-compatibility/2006" xmlns:o="urn:schemas-microsoft-com:office:office" xmlns:r="http://schemas.openxmlformats.org/officeDocument/2006/relationships" xmlns:m="http://schemas.openxmlformats.org/officeDocument/2006/math" xmlns:v="urn:schemas-microsoft-com:vml" xmlns:wp14="http://schemas.microsoft.com/office/word/2010/wordprocessingDrawing" xmlns:wp="http://schemas.openxmlformats.org/drawingml/2006/wordprocessingDrawing" xmlns:w10="urn:schemas-microsoft-com:office:word" xmlns:w="http://schemas.openxmlformats.org/wordprocessingml/2006/main" xmlns:w14="http://schemas.microsoft.com/office/word/2010/wordml" xmlns:w15="http://schemas.microsoft.com/office/word/2012/wordml" xmlns:w16se="http://schemas.microsoft.com/office/word/2015/wordml/symex" xmlns:wpg="http://schemas.microsoft.com/office/word/2010/wordprocessingGroup" xmlns:wpi="http://schemas.microsoft.com/office/word/2010/wordprocessingInk" xmlns:wne="http://schemas.microsoft.com/office/word/2006/wordml" xmlns:wps="http://schemas.microsoft.com/office/word/2010/wordprocessingShape" mc:Ignorable="w14 w15 w16se wp14">
+<w:endnotes xmlns:wpc="http://schemas.microsoft.com/office/word/2010/wordprocessingCanvas" xmlns:cx="http://schemas.microsoft.com/office/drawing/2014/chartex" xmlns:cx1="http://schemas.microsoft.com/office/drawing/2015/9/8/chartex" xmlns:cx2="http://schemas.microsoft.com/office/drawing/2015/10/21/chartex" xmlns:cx3="http://schemas.microsoft.com/office/drawing/2016/5/9/chartex" xmlns:cx4="http://schemas.microsoft.com/office/drawing/2016/5/10/chartex" xmlns:cx5="http://schemas.microsoft.com/office/drawing/2016/5/11/chartex" xmlns:cx6="http://schemas.microsoft.com/office/drawing/2016/5/12/chartex" xmlns:cx7="http://schemas.microsoft.com/office/drawing/2016/5/13/chartex" xmlns:cx8="http://schemas.microsoft.com/office/drawing/2016/5/14/chartex" xmlns:mc="http://schemas.openxmlformats.org/markup-compatibility/2006" xmlns:aink="http://schemas.microsoft.com/office/drawing/2016/ink" xmlns:am3d="http://schemas.microsoft.com/office/drawing/2017/model3d" xmlns:o="urn:schemas-microsoft-com:office:office" xmlns:oel="http://schemas.microsoft.com/office/2019/extlst" xmlns:r="http://schemas.openxmlformats.org/officeDocument/2006/relationships" xmlns:m="http://schemas.openxmlformats.org/officeDocument/2006/math" xmlns:v="urn:schemas-microsoft-com:vml" xmlns:wp14="http://schemas.microsoft.com/office/word/2010/wordprocessingDrawing" xmlns:wp="http://schemas.openxmlformats.org/drawingml/2006/wordprocessingDrawing" xmlns:w10="urn:schemas-microsoft-com:office:word" xmlns:w="http://schemas.openxmlformats.org/wordprocessingml/2006/main" xmlns:w14="http://schemas.microsoft.com/office/word/2010/wordml" xmlns:w15="http://schemas.microsoft.com/office/word/2012/wordml" xmlns:w16cex="http://schemas.microsoft.com/office/word/2018/wordml/cex" xmlns:w16cid="http://schemas.microsoft.com/office/word/2016/wordml/cid" xmlns:w16="http://schemas.microsoft.com/office/word/2018/wordml" xmlns:w16du="http://schemas.microsoft.com/office/word/2023/wordml/word16du" xmlns:w16sdtdh="http://schemas.microsoft.com/office/word/2020/wordml/sdtdatahash" xmlns:w16sdtfl="http://schemas.microsoft.com/office/word/2024/wordml/sdtformatlock" xmlns:w16se="http://schemas.microsoft.com/office/word/2015/wordml/symex" xmlns:wpg="http://schemas.microsoft.com/office/word/2010/wordprocessingGroup" xmlns:wpi="http://schemas.microsoft.com/office/word/2010/wordprocessingInk" xmlns:wne="http://schemas.microsoft.com/office/word/2006/wordml" xmlns:wps="http://schemas.microsoft.com/office/word/2010/wordprocessingShape" mc:Ignorable="w14 w15 w16se w16cid w16 w16cex w16sdtdh w16sdtfl w16du wp14">
   <w:endnote w:type="separator" w:id="-1">
     <w:p>
       <w:r>
@@ -1889,10 +1684,10 @@
 </file>
 
 <file path=word/footer1.xml><?xml version="1.0" encoding="utf-8"?>
-<w:ftr xmlns:wpc="http://schemas.microsoft.com/office/word/2010/wordprocessingCanvas" xmlns:cx="http://schemas.microsoft.com/office/drawing/2014/chartex" xmlns:cx1="http://schemas.microsoft.com/office/drawing/2015/9/8/chartex" xmlns:mc="http://schemas.openxmlformats.org/markup-compatibility/2006" xmlns:o="urn:schemas-microsoft-com:office:office" xmlns:r="http://schemas.openxmlformats.org/officeDocument/2006/relationships" xmlns:m="http://schemas.openxmlformats.org/officeDocument/2006/math" xmlns:v="urn:schemas-microsoft-com:vml" xmlns:wp14="http://schemas.microsoft.com/office/word/2010/wordprocessingDrawing" xmlns:wp="http://schemas.openxmlformats.org/drawingml/2006/wordprocessingDrawing" xmlns:w10="urn:schemas-microsoft-com:office:word" xmlns:w="http://schemas.openxmlformats.org/wordprocessingml/2006/main" xmlns:w14="http://schemas.microsoft.com/office/word/2010/wordml" xmlns:w15="http://schemas.microsoft.com/office/word/2012/wordml" xmlns:w16se="http://schemas.microsoft.com/office/word/2015/wordml/symex" xmlns:wpg="http://schemas.microsoft.com/office/word/2010/wordprocessingGroup" xmlns:wpi="http://schemas.microsoft.com/office/word/2010/wordprocessingInk" xmlns:wne="http://schemas.microsoft.com/office/word/2006/wordml" xmlns:wps="http://schemas.microsoft.com/office/word/2010/wordprocessingShape" mc:Ignorable="w14 w15 w16se wp14">
+<w:ftr xmlns:wpc="http://schemas.microsoft.com/office/word/2010/wordprocessingCanvas" xmlns:cx="http://schemas.microsoft.com/office/drawing/2014/chartex" xmlns:cx1="http://schemas.microsoft.com/office/drawing/2015/9/8/chartex" xmlns:cx2="http://schemas.microsoft.com/office/drawing/2015/10/21/chartex" xmlns:cx3="http://schemas.microsoft.com/office/drawing/2016/5/9/chartex" xmlns:cx4="http://schemas.microsoft.com/office/drawing/2016/5/10/chartex" xmlns:cx5="http://schemas.microsoft.com/office/drawing/2016/5/11/chartex" xmlns:cx6="http://schemas.microsoft.com/office/drawing/2016/5/12/chartex" xmlns:cx7="http://schemas.microsoft.com/office/drawing/2016/5/13/chartex" xmlns:cx8="http://schemas.microsoft.com/office/drawing/2016/5/14/chartex" xmlns:mc="http://schemas.openxmlformats.org/markup-compatibility/2006" xmlns:aink="http://schemas.microsoft.com/office/drawing/2016/ink" xmlns:am3d="http://schemas.microsoft.com/office/drawing/2017/model3d" xmlns:o="urn:schemas-microsoft-com:office:office" xmlns:oel="http://schemas.microsoft.com/office/2019/extlst" xmlns:r="http://schemas.openxmlformats.org/officeDocument/2006/relationships" xmlns:m="http://schemas.openxmlformats.org/officeDocument/2006/math" xmlns:v="urn:schemas-microsoft-com:vml" xmlns:wp14="http://schemas.microsoft.com/office/word/2010/wordprocessingDrawing" xmlns:wp="http://schemas.openxmlformats.org/drawingml/2006/wordprocessingDrawing" xmlns:w10="urn:schemas-microsoft-com:office:word" xmlns:w="http://schemas.openxmlformats.org/wordprocessingml/2006/main" xmlns:w14="http://schemas.microsoft.com/office/word/2010/wordml" xmlns:w15="http://schemas.microsoft.com/office/word/2012/wordml" xmlns:w16cex="http://schemas.microsoft.com/office/word/2018/wordml/cex" xmlns:w16cid="http://schemas.microsoft.com/office/word/2016/wordml/cid" xmlns:w16="http://schemas.microsoft.com/office/word/2018/wordml" xmlns:w16du="http://schemas.microsoft.com/office/word/2023/wordml/word16du" xmlns:w16sdtdh="http://schemas.microsoft.com/office/word/2020/wordml/sdtdatahash" xmlns:w16sdtfl="http://schemas.microsoft.com/office/word/2024/wordml/sdtformatlock" xmlns:w16se="http://schemas.microsoft.com/office/word/2015/wordml/symex" xmlns:wpg="http://schemas.microsoft.com/office/word/2010/wordprocessingGroup" xmlns:wpi="http://schemas.microsoft.com/office/word/2010/wordprocessingInk" xmlns:wne="http://schemas.microsoft.com/office/word/2006/wordml" xmlns:wps="http://schemas.microsoft.com/office/word/2010/wordprocessingShape" mc:Ignorable="w14 w15 w16se w16cid w16 w16cex w16sdtdh w16sdtfl w16du wp14">
   <w:p>
     <w:pPr>
-      <w:pStyle w:val="Voettekst"/>
+      <w:pStyle w:val="Footer"/>
     </w:pPr>
     <w:r>
       <w:t xml:space="preserve">Pagina </w:t>
@@ -1920,7 +1715,7 @@
 </file>
 
 <file path=word/footnotes.xml><?xml version="1.0" encoding="utf-8"?>
-<w:footnotes xmlns:wpc="http://schemas.microsoft.com/office/word/2010/wordprocessingCanvas" xmlns:cx="http://schemas.microsoft.com/office/drawing/2014/chartex" xmlns:cx1="http://schemas.microsoft.com/office/drawing/2015/9/8/chartex" xmlns:mc="http://schemas.openxmlformats.org/markup-compatibility/2006" xmlns:o="urn:schemas-microsoft-com:office:office" xmlns:r="http://schemas.openxmlformats.org/officeDocument/2006/relationships" xmlns:m="http://schemas.openxmlformats.org/officeDocument/2006/math" xmlns:v="urn:schemas-microsoft-com:vml" xmlns:wp14="http://schemas.microsoft.com/office/word/2010/wordprocessingDrawing" xmlns:wp="http://schemas.openxmlformats.org/drawingml/2006/wordprocessingDrawing" xmlns:w10="urn:schemas-microsoft-com:office:word" xmlns:w="http://schemas.openxmlformats.org/wordprocessingml/2006/main" xmlns:w14="http://schemas.microsoft.com/office/word/2010/wordml" xmlns:w15="http://schemas.microsoft.com/office/word/2012/wordml" xmlns:w16se="http://schemas.microsoft.com/office/word/2015/wordml/symex" xmlns:wpg="http://schemas.microsoft.com/office/word/2010/wordprocessingGroup" xmlns:wpi="http://schemas.microsoft.com/office/word/2010/wordprocessingInk" xmlns:wne="http://schemas.microsoft.com/office/word/2006/wordml" xmlns:wps="http://schemas.microsoft.com/office/word/2010/wordprocessingShape" mc:Ignorable="w14 w15 w16se wp14">
+<w:footnotes xmlns:wpc="http://schemas.microsoft.com/office/word/2010/wordprocessingCanvas" xmlns:cx="http://schemas.microsoft.com/office/drawing/2014/chartex" xmlns:cx1="http://schemas.microsoft.com/office/drawing/2015/9/8/chartex" xmlns:cx2="http://schemas.microsoft.com/office/drawing/2015/10/21/chartex" xmlns:cx3="http://schemas.microsoft.com/office/drawing/2016/5/9/chartex" xmlns:cx4="http://schemas.microsoft.com/office/drawing/2016/5/10/chartex" xmlns:cx5="http://schemas.microsoft.com/office/drawing/2016/5/11/chartex" xmlns:cx6="http://schemas.microsoft.com/office/drawing/2016/5/12/chartex" xmlns:cx7="http://schemas.microsoft.com/office/drawing/2016/5/13/chartex" xmlns:cx8="http://schemas.microsoft.com/office/drawing/2016/5/14/chartex" xmlns:mc="http://schemas.openxmlformats.org/markup-compatibility/2006" xmlns:aink="http://schemas.microsoft.com/office/drawing/2016/ink" xmlns:am3d="http://schemas.microsoft.com/office/drawing/2017/model3d" xmlns:o="urn:schemas-microsoft-com:office:office" xmlns:oel="http://schemas.microsoft.com/office/2019/extlst" xmlns:r="http://schemas.openxmlformats.org/officeDocument/2006/relationships" xmlns:m="http://schemas.openxmlformats.org/officeDocument/2006/math" xmlns:v="urn:schemas-microsoft-com:vml" xmlns:wp14="http://schemas.microsoft.com/office/word/2010/wordprocessingDrawing" xmlns:wp="http://schemas.openxmlformats.org/drawingml/2006/wordprocessingDrawing" xmlns:w10="urn:schemas-microsoft-com:office:word" xmlns:w="http://schemas.openxmlformats.org/wordprocessingml/2006/main" xmlns:w14="http://schemas.microsoft.com/office/word/2010/wordml" xmlns:w15="http://schemas.microsoft.com/office/word/2012/wordml" xmlns:w16cex="http://schemas.microsoft.com/office/word/2018/wordml/cex" xmlns:w16cid="http://schemas.microsoft.com/office/word/2016/wordml/cid" xmlns:w16="http://schemas.microsoft.com/office/word/2018/wordml" xmlns:w16du="http://schemas.microsoft.com/office/word/2023/wordml/word16du" xmlns:w16sdtdh="http://schemas.microsoft.com/office/word/2020/wordml/sdtdatahash" xmlns:w16sdtfl="http://schemas.microsoft.com/office/word/2024/wordml/sdtformatlock" xmlns:w16se="http://schemas.microsoft.com/office/word/2015/wordml/symex" xmlns:wpg="http://schemas.microsoft.com/office/word/2010/wordprocessingGroup" xmlns:wpi="http://schemas.microsoft.com/office/word/2010/wordprocessingInk" xmlns:wne="http://schemas.microsoft.com/office/word/2006/wordml" xmlns:wps="http://schemas.microsoft.com/office/word/2010/wordprocessingShape" mc:Ignorable="w14 w15 w16se w16cid w16 w16cex w16sdtdh w16sdtfl w16du wp14">
   <w:footnote w:type="separator" w:id="-1">
     <w:p>
       <w:r>
@@ -1938,14 +1733,14 @@
   <w:footnote w:id="1">
     <w:p>
       <w:pPr>
-        <w:pStyle w:val="Voetnoottekst"/>
+        <w:pStyle w:val="FootnoteText"/>
         <w:rPr>
           <w:lang w:val="en-GB"/>
         </w:rPr>
       </w:pPr>
       <w:r>
         <w:rPr>
-          <w:rStyle w:val="Voetnootmarkering"/>
+          <w:rStyle w:val="FootnoteReference"/>
         </w:rPr>
         <w:footnoteRef/>
       </w:r>
@@ -1996,14 +1791,14 @@
   <w:footnote w:id="2">
     <w:p>
       <w:pPr>
-        <w:pStyle w:val="Voetnoottekst"/>
+        <w:pStyle w:val="FootnoteText"/>
         <w:rPr>
           <w:lang w:val="en-US"/>
         </w:rPr>
       </w:pPr>
       <w:r>
         <w:rPr>
-          <w:rStyle w:val="Voetnootmarkering"/>
+          <w:rStyle w:val="FootnoteReference"/>
         </w:rPr>
         <w:footnoteRef/>
       </w:r>
@@ -2031,7 +1826,7 @@
 </file>
 
 <file path=word/header1.xml><?xml version="1.0" encoding="utf-8"?>
-<w:hdr xmlns:wpc="http://schemas.microsoft.com/office/word/2010/wordprocessingCanvas" xmlns:cx="http://schemas.microsoft.com/office/drawing/2014/chartex" xmlns:cx1="http://schemas.microsoft.com/office/drawing/2015/9/8/chartex" xmlns:mc="http://schemas.openxmlformats.org/markup-compatibility/2006" xmlns:o="urn:schemas-microsoft-com:office:office" xmlns:r="http://schemas.openxmlformats.org/officeDocument/2006/relationships" xmlns:m="http://schemas.openxmlformats.org/officeDocument/2006/math" xmlns:v="urn:schemas-microsoft-com:vml" xmlns:wp14="http://schemas.microsoft.com/office/word/2010/wordprocessingDrawing" xmlns:wp="http://schemas.openxmlformats.org/drawingml/2006/wordprocessingDrawing" xmlns:w10="urn:schemas-microsoft-com:office:word" xmlns:w="http://schemas.openxmlformats.org/wordprocessingml/2006/main" xmlns:w14="http://schemas.microsoft.com/office/word/2010/wordml" xmlns:w15="http://schemas.microsoft.com/office/word/2012/wordml" xmlns:w16se="http://schemas.microsoft.com/office/word/2015/wordml/symex" xmlns:wpg="http://schemas.microsoft.com/office/word/2010/wordprocessingGroup" xmlns:wpi="http://schemas.microsoft.com/office/word/2010/wordprocessingInk" xmlns:wne="http://schemas.microsoft.com/office/word/2006/wordml" xmlns:wps="http://schemas.microsoft.com/office/word/2010/wordprocessingShape" mc:Ignorable="w14 w15 w16se wp14">
+<w:hdr xmlns:wpc="http://schemas.microsoft.com/office/word/2010/wordprocessingCanvas" xmlns:cx="http://schemas.microsoft.com/office/drawing/2014/chartex" xmlns:cx1="http://schemas.microsoft.com/office/drawing/2015/9/8/chartex" xmlns:cx2="http://schemas.microsoft.com/office/drawing/2015/10/21/chartex" xmlns:cx3="http://schemas.microsoft.com/office/drawing/2016/5/9/chartex" xmlns:cx4="http://schemas.microsoft.com/office/drawing/2016/5/10/chartex" xmlns:cx5="http://schemas.microsoft.com/office/drawing/2016/5/11/chartex" xmlns:cx6="http://schemas.microsoft.com/office/drawing/2016/5/12/chartex" xmlns:cx7="http://schemas.microsoft.com/office/drawing/2016/5/13/chartex" xmlns:cx8="http://schemas.microsoft.com/office/drawing/2016/5/14/chartex" xmlns:mc="http://schemas.openxmlformats.org/markup-compatibility/2006" xmlns:aink="http://schemas.microsoft.com/office/drawing/2016/ink" xmlns:am3d="http://schemas.microsoft.com/office/drawing/2017/model3d" xmlns:o="urn:schemas-microsoft-com:office:office" xmlns:oel="http://schemas.microsoft.com/office/2019/extlst" xmlns:r="http://schemas.openxmlformats.org/officeDocument/2006/relationships" xmlns:m="http://schemas.openxmlformats.org/officeDocument/2006/math" xmlns:v="urn:schemas-microsoft-com:vml" xmlns:wp14="http://schemas.microsoft.com/office/word/2010/wordprocessingDrawing" xmlns:wp="http://schemas.openxmlformats.org/drawingml/2006/wordprocessingDrawing" xmlns:w10="urn:schemas-microsoft-com:office:word" xmlns:w="http://schemas.openxmlformats.org/wordprocessingml/2006/main" xmlns:w14="http://schemas.microsoft.com/office/word/2010/wordml" xmlns:w15="http://schemas.microsoft.com/office/word/2012/wordml" xmlns:w16cex="http://schemas.microsoft.com/office/word/2018/wordml/cex" xmlns:w16cid="http://schemas.microsoft.com/office/word/2016/wordml/cid" xmlns:w16="http://schemas.microsoft.com/office/word/2018/wordml" xmlns:w16du="http://schemas.microsoft.com/office/word/2023/wordml/word16du" xmlns:w16sdtdh="http://schemas.microsoft.com/office/word/2020/wordml/sdtdatahash" xmlns:w16sdtfl="http://schemas.microsoft.com/office/word/2024/wordml/sdtformatlock" xmlns:w16se="http://schemas.microsoft.com/office/word/2015/wordml/symex" xmlns:wpg="http://schemas.microsoft.com/office/word/2010/wordprocessingGroup" xmlns:wpi="http://schemas.microsoft.com/office/word/2010/wordprocessingInk" xmlns:wne="http://schemas.microsoft.com/office/word/2006/wordml" xmlns:wps="http://schemas.microsoft.com/office/word/2010/wordprocessingShape" mc:Ignorable="w14 w15 w16se w16cid w16 w16cex w16sdtdh w16sdtfl w16du wp14">
   <w:p>
     <w:pPr>
       <w:pStyle w:val="Divisie"/>
@@ -2179,7 +1974,7 @@
   </w:p>
   <w:p>
     <w:pPr>
-      <w:pStyle w:val="Koptekst"/>
+      <w:pStyle w:val="Header"/>
     </w:pPr>
     <w:r>
       <w:rPr>
@@ -2254,7 +2049,7 @@
 </file>
 
 <file path=word/numbering.xml><?xml version="1.0" encoding="utf-8"?>
-<w:numbering xmlns:wpc="http://schemas.microsoft.com/office/word/2010/wordprocessingCanvas" xmlns:cx="http://schemas.microsoft.com/office/drawing/2014/chartex" xmlns:cx1="http://schemas.microsoft.com/office/drawing/2015/9/8/chartex" xmlns:mc="http://schemas.openxmlformats.org/markup-compatibility/2006" xmlns:o="urn:schemas-microsoft-com:office:office" xmlns:r="http://schemas.openxmlformats.org/officeDocument/2006/relationships" xmlns:m="http://schemas.openxmlformats.org/officeDocument/2006/math" xmlns:v="urn:schemas-microsoft-com:vml" xmlns:wp14="http://schemas.microsoft.com/office/word/2010/wordprocessingDrawing" xmlns:wp="http://schemas.openxmlformats.org/drawingml/2006/wordprocessingDrawing" xmlns:w10="urn:schemas-microsoft-com:office:word" xmlns:w="http://schemas.openxmlformats.org/wordprocessingml/2006/main" xmlns:w14="http://schemas.microsoft.com/office/word/2010/wordml" xmlns:w15="http://schemas.microsoft.com/office/word/2012/wordml" xmlns:w16se="http://schemas.microsoft.com/office/word/2015/wordml/symex" xmlns:wpg="http://schemas.microsoft.com/office/word/2010/wordprocessingGroup" xmlns:wpi="http://schemas.microsoft.com/office/word/2010/wordprocessingInk" xmlns:wne="http://schemas.microsoft.com/office/word/2006/wordml" xmlns:wps="http://schemas.microsoft.com/office/word/2010/wordprocessingShape" mc:Ignorable="w14 w15 w16se wp14">
+<w:numbering xmlns:wpc="http://schemas.microsoft.com/office/word/2010/wordprocessingCanvas" xmlns:cx="http://schemas.microsoft.com/office/drawing/2014/chartex" xmlns:cx1="http://schemas.microsoft.com/office/drawing/2015/9/8/chartex" xmlns:cx2="http://schemas.microsoft.com/office/drawing/2015/10/21/chartex" xmlns:cx3="http://schemas.microsoft.com/office/drawing/2016/5/9/chartex" xmlns:cx4="http://schemas.microsoft.com/office/drawing/2016/5/10/chartex" xmlns:cx5="http://schemas.microsoft.com/office/drawing/2016/5/11/chartex" xmlns:cx6="http://schemas.microsoft.com/office/drawing/2016/5/12/chartex" xmlns:cx7="http://schemas.microsoft.com/office/drawing/2016/5/13/chartex" xmlns:cx8="http://schemas.microsoft.com/office/drawing/2016/5/14/chartex" xmlns:mc="http://schemas.openxmlformats.org/markup-compatibility/2006" xmlns:aink="http://schemas.microsoft.com/office/drawing/2016/ink" xmlns:am3d="http://schemas.microsoft.com/office/drawing/2017/model3d" xmlns:o="urn:schemas-microsoft-com:office:office" xmlns:oel="http://schemas.microsoft.com/office/2019/extlst" xmlns:r="http://schemas.openxmlformats.org/officeDocument/2006/relationships" xmlns:m="http://schemas.openxmlformats.org/officeDocument/2006/math" xmlns:v="urn:schemas-microsoft-com:vml" xmlns:wp14="http://schemas.microsoft.com/office/word/2010/wordprocessingDrawing" xmlns:wp="http://schemas.openxmlformats.org/drawingml/2006/wordprocessingDrawing" xmlns:w10="urn:schemas-microsoft-com:office:word" xmlns:w="http://schemas.openxmlformats.org/wordprocessingml/2006/main" xmlns:w14="http://schemas.microsoft.com/office/word/2010/wordml" xmlns:w15="http://schemas.microsoft.com/office/word/2012/wordml" xmlns:w16cex="http://schemas.microsoft.com/office/word/2018/wordml/cex" xmlns:w16cid="http://schemas.microsoft.com/office/word/2016/wordml/cid" xmlns:w16="http://schemas.microsoft.com/office/word/2018/wordml" xmlns:w16du="http://schemas.microsoft.com/office/word/2023/wordml/word16du" xmlns:w16sdtdh="http://schemas.microsoft.com/office/word/2020/wordml/sdtdatahash" xmlns:w16sdtfl="http://schemas.microsoft.com/office/word/2024/wordml/sdtformatlock" xmlns:w16se="http://schemas.microsoft.com/office/word/2015/wordml/symex" xmlns:wpg="http://schemas.microsoft.com/office/word/2010/wordprocessingGroup" xmlns:wpi="http://schemas.microsoft.com/office/word/2010/wordprocessingInk" xmlns:wne="http://schemas.microsoft.com/office/word/2006/wordml" xmlns:wps="http://schemas.microsoft.com/office/word/2010/wordprocessingShape" mc:Ignorable="w14 w15 w16se w16cid w16 w16cex w16sdtdh w16sdtfl w16du wp14">
   <w:abstractNum w:abstractNumId="0" w15:restartNumberingAfterBreak="0">
     <w:nsid w:val="FFFFFF7C"/>
     <w:multiLevelType w:val="singleLevel"/>
@@ -4324,7 +4119,7 @@
     <w:lvl w:ilvl="0" w:tplc="E71E288A">
       <w:start w:val="1"/>
       <w:numFmt w:val="bullet"/>
-      <w:pStyle w:val="Lijstalinea"/>
+      <w:pStyle w:val="ListParagraph"/>
       <w:lvlText w:val=""/>
       <w:lvlJc w:val="left"/>
       <w:pPr>
@@ -4574,101 +4369,101 @@
       </w:rPr>
     </w:lvl>
   </w:abstractNum>
-  <w:num w:numId="1">
+  <w:num w:numId="1" w16cid:durableId="521208499">
     <w:abstractNumId w:val="10"/>
   </w:num>
-  <w:num w:numId="2">
+  <w:num w:numId="2" w16cid:durableId="751047684">
     <w:abstractNumId w:val="17"/>
   </w:num>
-  <w:num w:numId="3">
+  <w:num w:numId="3" w16cid:durableId="1178468501">
     <w:abstractNumId w:val="16"/>
   </w:num>
-  <w:num w:numId="4">
+  <w:num w:numId="4" w16cid:durableId="199055991">
     <w:abstractNumId w:val="14"/>
   </w:num>
-  <w:num w:numId="5">
+  <w:num w:numId="5" w16cid:durableId="927881588">
     <w:abstractNumId w:val="23"/>
   </w:num>
-  <w:num w:numId="6">
+  <w:num w:numId="6" w16cid:durableId="1050961395">
     <w:abstractNumId w:val="18"/>
   </w:num>
-  <w:num w:numId="7">
+  <w:num w:numId="7" w16cid:durableId="247811877">
     <w:abstractNumId w:val="28"/>
   </w:num>
-  <w:num w:numId="8">
+  <w:num w:numId="8" w16cid:durableId="1072462698">
     <w:abstractNumId w:val="26"/>
   </w:num>
-  <w:num w:numId="9">
+  <w:num w:numId="9" w16cid:durableId="1606575502">
     <w:abstractNumId w:val="25"/>
   </w:num>
-  <w:num w:numId="10">
+  <w:num w:numId="10" w16cid:durableId="1489637826">
     <w:abstractNumId w:val="20"/>
   </w:num>
-  <w:num w:numId="11">
+  <w:num w:numId="11" w16cid:durableId="1094865682">
     <w:abstractNumId w:val="12"/>
   </w:num>
-  <w:num w:numId="12">
+  <w:num w:numId="12" w16cid:durableId="1545212447">
     <w:abstractNumId w:val="9"/>
   </w:num>
-  <w:num w:numId="13">
+  <w:num w:numId="13" w16cid:durableId="905191070">
     <w:abstractNumId w:val="7"/>
   </w:num>
-  <w:num w:numId="14">
+  <w:num w:numId="14" w16cid:durableId="437258203">
     <w:abstractNumId w:val="6"/>
   </w:num>
-  <w:num w:numId="15">
+  <w:num w:numId="15" w16cid:durableId="2112509560">
     <w:abstractNumId w:val="5"/>
   </w:num>
-  <w:num w:numId="16">
+  <w:num w:numId="16" w16cid:durableId="833421837">
     <w:abstractNumId w:val="4"/>
   </w:num>
-  <w:num w:numId="17">
+  <w:num w:numId="17" w16cid:durableId="501894529">
     <w:abstractNumId w:val="8"/>
   </w:num>
-  <w:num w:numId="18">
+  <w:num w:numId="18" w16cid:durableId="717364369">
     <w:abstractNumId w:val="3"/>
   </w:num>
-  <w:num w:numId="19">
+  <w:num w:numId="19" w16cid:durableId="1531912336">
     <w:abstractNumId w:val="2"/>
   </w:num>
-  <w:num w:numId="20">
+  <w:num w:numId="20" w16cid:durableId="1288854092">
     <w:abstractNumId w:val="1"/>
   </w:num>
-  <w:num w:numId="21">
+  <w:num w:numId="21" w16cid:durableId="1142189517">
     <w:abstractNumId w:val="0"/>
   </w:num>
-  <w:num w:numId="22">
+  <w:num w:numId="22" w16cid:durableId="994341389">
     <w:abstractNumId w:val="29"/>
   </w:num>
-  <w:num w:numId="23">
+  <w:num w:numId="23" w16cid:durableId="480852663">
     <w:abstractNumId w:val="19"/>
   </w:num>
-  <w:num w:numId="24">
+  <w:num w:numId="24" w16cid:durableId="1120151242">
     <w:abstractNumId w:val="11"/>
   </w:num>
-  <w:num w:numId="25">
+  <w:num w:numId="25" w16cid:durableId="1316687026">
     <w:abstractNumId w:val="22"/>
   </w:num>
-  <w:num w:numId="26">
+  <w:num w:numId="26" w16cid:durableId="2022467661">
     <w:abstractNumId w:val="21"/>
   </w:num>
-  <w:num w:numId="27">
+  <w:num w:numId="27" w16cid:durableId="1334996049">
     <w:abstractNumId w:val="15"/>
   </w:num>
-  <w:num w:numId="28">
+  <w:num w:numId="28" w16cid:durableId="800272522">
     <w:abstractNumId w:val="27"/>
   </w:num>
-  <w:num w:numId="29">
+  <w:num w:numId="29" w16cid:durableId="408236429">
     <w:abstractNumId w:val="13"/>
   </w:num>
-  <w:num w:numId="30">
+  <w:num w:numId="30" w16cid:durableId="1836797218">
     <w:abstractNumId w:val="24"/>
   </w:num>
 </w:numbering>
 </file>
 
 <file path=word/styles.xml><?xml version="1.0" encoding="utf-8"?>
-<w:styles xmlns:mc="http://schemas.openxmlformats.org/markup-compatibility/2006" xmlns:r="http://schemas.openxmlformats.org/officeDocument/2006/relationships" xmlns:w="http://schemas.openxmlformats.org/wordprocessingml/2006/main" xmlns:w14="http://schemas.microsoft.com/office/word/2010/wordml" xmlns:w15="http://schemas.microsoft.com/office/word/2012/wordml" xmlns:w16se="http://schemas.microsoft.com/office/word/2015/wordml/symex" mc:Ignorable="w14 w15 w16se">
+<w:styles xmlns:mc="http://schemas.openxmlformats.org/markup-compatibility/2006" xmlns:r="http://schemas.openxmlformats.org/officeDocument/2006/relationships" xmlns:w="http://schemas.openxmlformats.org/wordprocessingml/2006/main" xmlns:w14="http://schemas.microsoft.com/office/word/2010/wordml" xmlns:w15="http://schemas.microsoft.com/office/word/2012/wordml" xmlns:w16cex="http://schemas.microsoft.com/office/word/2018/wordml/cex" xmlns:w16cid="http://schemas.microsoft.com/office/word/2016/wordml/cid" xmlns:w16="http://schemas.microsoft.com/office/word/2018/wordml" xmlns:w16du="http://schemas.microsoft.com/office/word/2023/wordml/word16du" xmlns:w16sdtdh="http://schemas.microsoft.com/office/word/2020/wordml/sdtdatahash" xmlns:w16sdtfl="http://schemas.microsoft.com/office/word/2024/wordml/sdtformatlock" xmlns:w16se="http://schemas.microsoft.com/office/word/2015/wordml/symex" mc:Ignorable="w14 w15 w16se w16cid w16 w16cex w16sdtdh w16sdtfl w16du">
   <w:docDefaults>
     <w:rPrDefault>
       <w:rPr>
@@ -4678,7 +4473,7 @@
     </w:rPrDefault>
     <w:pPrDefault/>
   </w:docDefaults>
-  <w:latentStyles w:defLockedState="0" w:defUIPriority="0" w:defSemiHidden="0" w:defUnhideWhenUsed="0" w:defQFormat="0" w:count="371">
+  <w:latentStyles w:defLockedState="0" w:defUIPriority="0" w:defSemiHidden="0" w:defUnhideWhenUsed="0" w:defQFormat="0" w:count="376">
     <w:lsdException w:name="heading 2" w:semiHidden="1" w:unhideWhenUsed="1" w:qFormat="1"/>
     <w:lsdException w:name="heading 3" w:semiHidden="1" w:unhideWhenUsed="1" w:qFormat="1"/>
     <w:lsdException w:name="heading 4" w:semiHidden="1" w:unhideWhenUsed="1" w:qFormat="1"/>
@@ -5037,8 +4832,13 @@
     <w:lsdException w:name="List Table 5 Dark Accent 6" w:uiPriority="50"/>
     <w:lsdException w:name="List Table 6 Colorful Accent 6" w:uiPriority="51"/>
     <w:lsdException w:name="List Table 7 Colorful Accent 6" w:uiPriority="52"/>
+    <w:lsdException w:name="Mention" w:semiHidden="1" w:uiPriority="99" w:unhideWhenUsed="1"/>
+    <w:lsdException w:name="Smart Hyperlink" w:semiHidden="1" w:uiPriority="99" w:unhideWhenUsed="1"/>
+    <w:lsdException w:name="Hashtag" w:semiHidden="1" w:uiPriority="99" w:unhideWhenUsed="1"/>
+    <w:lsdException w:name="Unresolved Mention" w:semiHidden="1" w:uiPriority="99" w:unhideWhenUsed="1"/>
+    <w:lsdException w:name="Smart Link" w:semiHidden="1" w:uiPriority="99" w:unhideWhenUsed="1"/>
   </w:latentStyles>
-  <w:style w:type="paragraph" w:default="1" w:styleId="Standaard">
+  <w:style w:type="paragraph" w:default="1" w:styleId="Normal">
     <w:name w:val="Normal"/>
     <w:rsid w:val="00A55103"/>
     <w:pPr>
@@ -5052,11 +4852,11 @@
       <w:lang w:val="de-DE"/>
     </w:rPr>
   </w:style>
-  <w:style w:type="paragraph" w:styleId="Kop1">
+  <w:style w:type="paragraph" w:styleId="Heading1">
     <w:name w:val="heading 1"/>
-    <w:basedOn w:val="Standaard"/>
-    <w:next w:val="Standaard"/>
-    <w:link w:val="Kop1Char"/>
+    <w:basedOn w:val="Normal"/>
+    <w:next w:val="Normal"/>
+    <w:link w:val="Heading1Char"/>
     <w:rsid w:val="009F3CCF"/>
     <w:pPr>
       <w:keepNext/>
@@ -5073,11 +4873,11 @@
       <w:szCs w:val="28"/>
     </w:rPr>
   </w:style>
-  <w:style w:type="paragraph" w:styleId="Kop2">
+  <w:style w:type="paragraph" w:styleId="Heading2">
     <w:name w:val="heading 2"/>
-    <w:basedOn w:val="Standaard"/>
-    <w:next w:val="Standaard"/>
-    <w:link w:val="Kop2Char"/>
+    <w:basedOn w:val="Normal"/>
+    <w:next w:val="Normal"/>
+    <w:link w:val="Heading2Char"/>
     <w:semiHidden/>
     <w:unhideWhenUsed/>
     <w:qFormat/>
@@ -5097,13 +4897,13 @@
       <w:szCs w:val="26"/>
     </w:rPr>
   </w:style>
-  <w:style w:type="character" w:default="1" w:styleId="Standaardalinea-lettertype">
+  <w:style w:type="character" w:default="1" w:styleId="DefaultParagraphFont">
     <w:name w:val="Default Paragraph Font"/>
     <w:uiPriority w:val="1"/>
     <w:semiHidden/>
     <w:unhideWhenUsed/>
   </w:style>
-  <w:style w:type="table" w:default="1" w:styleId="Standaardtabel">
+  <w:style w:type="table" w:default="1" w:styleId="TableNormal">
     <w:name w:val="Normal Table"/>
     <w:uiPriority w:val="99"/>
     <w:semiHidden/>
@@ -5118,15 +4918,15 @@
       </w:tblCellMar>
     </w:tblPr>
   </w:style>
-  <w:style w:type="numbering" w:default="1" w:styleId="Geenlijst">
+  <w:style w:type="numbering" w:default="1" w:styleId="NoList">
     <w:name w:val="No List"/>
     <w:uiPriority w:val="99"/>
     <w:semiHidden/>
     <w:unhideWhenUsed/>
   </w:style>
-  <w:style w:type="paragraph" w:styleId="Geenafstand">
+  <w:style w:type="paragraph" w:styleId="NoSpacing">
     <w:name w:val="No Spacing"/>
-    <w:link w:val="GeenafstandChar"/>
+    <w:link w:val="NoSpacingChar"/>
     <w:uiPriority w:val="1"/>
     <w:rsid w:val="000F6E09"/>
     <w:rPr>
@@ -5135,9 +4935,9 @@
       <w:szCs w:val="22"/>
     </w:rPr>
   </w:style>
-  <w:style w:type="character" w:customStyle="1" w:styleId="GeenafstandChar">
-    <w:name w:val="Geen afstand Char"/>
-    <w:link w:val="Geenafstand"/>
+  <w:style w:type="character" w:customStyle="1" w:styleId="NoSpacingChar">
+    <w:name w:val="No Spacing Char"/>
+    <w:link w:val="NoSpacing"/>
     <w:uiPriority w:val="1"/>
     <w:rsid w:val="000F6E09"/>
     <w:rPr>
@@ -5146,10 +4946,10 @@
       <w:szCs w:val="22"/>
     </w:rPr>
   </w:style>
-  <w:style w:type="paragraph" w:styleId="Ballontekst">
+  <w:style w:type="paragraph" w:styleId="BalloonText">
     <w:name w:val="Balloon Text"/>
-    <w:basedOn w:val="Standaard"/>
-    <w:link w:val="BallontekstChar"/>
+    <w:basedOn w:val="Normal"/>
+    <w:link w:val="BalloonTextChar"/>
     <w:rsid w:val="000F6E09"/>
     <w:rPr>
       <w:rFonts w:ascii="Tahoma" w:hAnsi="Tahoma" w:cs="Tahoma"/>
@@ -5157,9 +4957,9 @@
       <w:szCs w:val="16"/>
     </w:rPr>
   </w:style>
-  <w:style w:type="character" w:customStyle="1" w:styleId="BallontekstChar">
-    <w:name w:val="Ballontekst Char"/>
-    <w:link w:val="Ballontekst"/>
+  <w:style w:type="character" w:customStyle="1" w:styleId="BalloonTextChar">
+    <w:name w:val="Balloon Text Char"/>
+    <w:link w:val="BalloonText"/>
     <w:rsid w:val="000F6E09"/>
     <w:rPr>
       <w:rFonts w:ascii="Tahoma" w:hAnsi="Tahoma" w:cs="Tahoma"/>
@@ -5167,9 +4967,9 @@
       <w:szCs w:val="16"/>
     </w:rPr>
   </w:style>
-  <w:style w:type="paragraph" w:styleId="Lijstalinea">
+  <w:style w:type="paragraph" w:styleId="ListParagraph">
     <w:name w:val="List Paragraph"/>
-    <w:basedOn w:val="Standaard"/>
+    <w:basedOn w:val="Normal"/>
     <w:uiPriority w:val="34"/>
     <w:rsid w:val="001B0B60"/>
     <w:pPr>
@@ -5185,7 +4985,7 @@
   </w:style>
   <w:style w:type="numbering" w:customStyle="1" w:styleId="StijlMetopsommingstekensSymbolsymboolLinks063cmVerk">
     <w:name w:val="Stijl Met opsommingstekens Symbol (symbool) Links:  063 cm Verk..."/>
-    <w:basedOn w:val="Geenlijst"/>
+    <w:basedOn w:val="NoList"/>
     <w:rsid w:val="001B0B60"/>
     <w:pPr>
       <w:numPr>
@@ -5195,7 +4995,7 @@
   </w:style>
   <w:style w:type="paragraph" w:customStyle="1" w:styleId="08Tussenkopje">
     <w:name w:val="08 Tussenkopje"/>
-    <w:basedOn w:val="Standaard"/>
+    <w:basedOn w:val="Normal"/>
     <w:rsid w:val="00C852C8"/>
     <w:rPr>
       <w:b/>
@@ -5210,10 +5010,10 @@
       <w:b/>
     </w:rPr>
   </w:style>
-  <w:style w:type="paragraph" w:styleId="Koptekst">
+  <w:style w:type="paragraph" w:styleId="Header">
     <w:name w:val="header"/>
-    <w:basedOn w:val="Standaard"/>
-    <w:link w:val="KoptekstChar"/>
+    <w:basedOn w:val="Normal"/>
+    <w:link w:val="HeaderChar"/>
     <w:rsid w:val="004D6BA1"/>
     <w:pPr>
       <w:tabs>
@@ -5223,9 +5023,9 @@
       <w:spacing w:line="240" w:lineRule="auto"/>
     </w:pPr>
   </w:style>
-  <w:style w:type="character" w:customStyle="1" w:styleId="KoptekstChar">
-    <w:name w:val="Koptekst Char"/>
-    <w:link w:val="Koptekst"/>
+  <w:style w:type="character" w:customStyle="1" w:styleId="HeaderChar">
+    <w:name w:val="Header Char"/>
+    <w:link w:val="Header"/>
     <w:rsid w:val="004D6BA1"/>
     <w:rPr>
       <w:rFonts w:ascii="Corbel" w:eastAsia="Calibri" w:hAnsi="Corbel" w:cs="Arial"/>
@@ -5233,10 +5033,10 @@
       <w:lang w:eastAsia="en-US"/>
     </w:rPr>
   </w:style>
-  <w:style w:type="paragraph" w:styleId="Voettekst">
+  <w:style w:type="paragraph" w:styleId="Footer">
     <w:name w:val="footer"/>
-    <w:basedOn w:val="Standaard"/>
-    <w:link w:val="VoettekstChar"/>
+    <w:basedOn w:val="Normal"/>
+    <w:link w:val="FooterChar"/>
     <w:uiPriority w:val="99"/>
     <w:rsid w:val="00DC3FDA"/>
     <w:pPr>
@@ -5251,9 +5051,9 @@
       <w:sz w:val="16"/>
     </w:rPr>
   </w:style>
-  <w:style w:type="character" w:customStyle="1" w:styleId="VoettekstChar">
-    <w:name w:val="Voettekst Char"/>
-    <w:link w:val="Voettekst"/>
+  <w:style w:type="character" w:customStyle="1" w:styleId="FooterChar">
+    <w:name w:val="Footer Char"/>
+    <w:link w:val="Footer"/>
     <w:uiPriority w:val="99"/>
     <w:rsid w:val="00DC3FDA"/>
     <w:rPr>
@@ -5264,7 +5064,7 @@
   </w:style>
   <w:style w:type="paragraph" w:customStyle="1" w:styleId="CB-Documenttitel">
     <w:name w:val="CB-Documenttitel"/>
-    <w:basedOn w:val="Standaard"/>
+    <w:basedOn w:val="Normal"/>
     <w:rsid w:val="006F308D"/>
     <w:pPr>
       <w:spacing w:line="240" w:lineRule="auto"/>
@@ -5302,7 +5102,7 @@
       <w:lang w:eastAsia="en-US"/>
     </w:rPr>
   </w:style>
-  <w:style w:type="character" w:styleId="Tekstvantijdelijkeaanduiding">
+  <w:style w:type="character" w:styleId="PlaceholderText">
     <w:name w:val="Placeholder Text"/>
     <w:uiPriority w:val="99"/>
     <w:semiHidden/>
@@ -5313,7 +5113,7 @@
   </w:style>
   <w:style w:type="paragraph" w:customStyle="1" w:styleId="CB-colofontitels">
     <w:name w:val="CB-colofon titels"/>
-    <w:basedOn w:val="Standaard"/>
+    <w:basedOn w:val="Normal"/>
     <w:rsid w:val="003F66FF"/>
     <w:pPr>
       <w:jc w:val="right"/>
@@ -5336,7 +5136,7 @@
   </w:style>
   <w:style w:type="paragraph" w:customStyle="1" w:styleId="02Kop1">
     <w:name w:val="02 Kop 1"/>
-    <w:basedOn w:val="Standaard"/>
+    <w:basedOn w:val="Normal"/>
     <w:next w:val="01Standaard"/>
     <w:rsid w:val="00EF7C8E"/>
     <w:pPr>
@@ -5355,7 +5155,7 @@
   </w:style>
   <w:style w:type="paragraph" w:customStyle="1" w:styleId="01Standaard">
     <w:name w:val="01 Standaard"/>
-    <w:basedOn w:val="Standaard"/>
+    <w:basedOn w:val="Normal"/>
     <w:qFormat/>
     <w:rsid w:val="00E25292"/>
   </w:style>
@@ -5413,10 +5213,10 @@
       <w:ind w:left="284" w:hanging="284"/>
     </w:pPr>
   </w:style>
-  <w:style w:type="paragraph" w:styleId="Voetnoottekst">
+  <w:style w:type="paragraph" w:styleId="FootnoteText">
     <w:name w:val="footnote text"/>
-    <w:basedOn w:val="Standaard"/>
-    <w:link w:val="VoetnoottekstChar"/>
+    <w:basedOn w:val="Normal"/>
+    <w:link w:val="FootnoteTextChar"/>
     <w:rsid w:val="00837264"/>
     <w:pPr>
       <w:spacing w:line="220" w:lineRule="exact"/>
@@ -5425,9 +5225,9 @@
       <w:sz w:val="16"/>
     </w:rPr>
   </w:style>
-  <w:style w:type="character" w:customStyle="1" w:styleId="VoetnoottekstChar">
-    <w:name w:val="Voetnoottekst Char"/>
-    <w:link w:val="Voetnoottekst"/>
+  <w:style w:type="character" w:customStyle="1" w:styleId="FootnoteTextChar">
+    <w:name w:val="Footnote Text Char"/>
+    <w:link w:val="FootnoteText"/>
     <w:rsid w:val="00837264"/>
     <w:rPr>
       <w:rFonts w:ascii="Corbel" w:eastAsia="Calibri" w:hAnsi="Corbel" w:cs="Arial"/>
@@ -5436,17 +5236,17 @@
       <w:lang w:eastAsia="en-US"/>
     </w:rPr>
   </w:style>
-  <w:style w:type="character" w:styleId="Voetnootmarkering">
+  <w:style w:type="character" w:styleId="FootnoteReference">
     <w:name w:val="footnote reference"/>
     <w:rsid w:val="00607A29"/>
     <w:rPr>
       <w:vertAlign w:val="superscript"/>
     </w:rPr>
   </w:style>
-  <w:style w:type="paragraph" w:styleId="Bijschrift">
+  <w:style w:type="paragraph" w:styleId="Caption">
     <w:name w:val="caption"/>
-    <w:basedOn w:val="Standaard"/>
-    <w:next w:val="Standaard"/>
+    <w:basedOn w:val="Normal"/>
+    <w:next w:val="Normal"/>
     <w:unhideWhenUsed/>
     <w:rsid w:val="00F456D2"/>
     <w:pPr>
@@ -5488,9 +5288,9 @@
       <w:noProof/>
     </w:rPr>
   </w:style>
-  <w:style w:type="character" w:customStyle="1" w:styleId="Kop1Char">
-    <w:name w:val="Kop 1 Char"/>
-    <w:link w:val="Kop1"/>
+  <w:style w:type="character" w:customStyle="1" w:styleId="Heading1Char">
+    <w:name w:val="Heading 1 Char"/>
+    <w:link w:val="Heading1"/>
     <w:rsid w:val="009F3CCF"/>
     <w:rPr>
       <w:rFonts w:ascii="Cambria" w:eastAsia="Times New Roman" w:hAnsi="Cambria" w:cs="Times New Roman"/>
@@ -5501,9 +5301,9 @@
       <w:szCs w:val="28"/>
     </w:rPr>
   </w:style>
-  <w:style w:type="character" w:customStyle="1" w:styleId="Kop2Char">
-    <w:name w:val="Kop 2 Char"/>
-    <w:link w:val="Kop2"/>
+  <w:style w:type="character" w:customStyle="1" w:styleId="Heading2Char">
+    <w:name w:val="Heading 2 Char"/>
+    <w:link w:val="Heading2"/>
     <w:semiHidden/>
     <w:rsid w:val="009F3CCF"/>
     <w:rPr>
@@ -5515,9 +5315,9 @@
       <w:szCs w:val="26"/>
     </w:rPr>
   </w:style>
-  <w:style w:type="paragraph" w:styleId="Inhopg2">
+  <w:style w:type="paragraph" w:styleId="TOC2">
     <w:name w:val="toc 2"/>
-    <w:next w:val="Standaard"/>
+    <w:next w:val="Normal"/>
     <w:autoRedefine/>
     <w:uiPriority w:val="39"/>
     <w:rsid w:val="009F3CCF"/>
@@ -5535,9 +5335,9 @@
       <w:lang w:val="de-DE"/>
     </w:rPr>
   </w:style>
-  <w:style w:type="paragraph" w:styleId="Inhopg1">
+  <w:style w:type="paragraph" w:styleId="TOC1">
     <w:name w:val="toc 1"/>
-    <w:next w:val="Standaard"/>
+    <w:next w:val="Normal"/>
     <w:autoRedefine/>
     <w:uiPriority w:val="39"/>
     <w:rsid w:val="00EF7C8E"/>
@@ -5565,9 +5365,9 @@
       <w:u w:val="single"/>
     </w:rPr>
   </w:style>
-  <w:style w:type="table" w:styleId="Tabelraster">
+  <w:style w:type="table" w:styleId="TableGrid">
     <w:name w:val="Table Grid"/>
-    <w:basedOn w:val="Standaardtabel"/>
+    <w:basedOn w:val="TableNormal"/>
     <w:rsid w:val="00EF7C8E"/>
     <w:tblPr>
       <w:tblBorders>
@@ -5582,7 +5382,7 @@
   </w:style>
   <w:style w:type="table" w:customStyle="1" w:styleId="CB-tabel">
     <w:name w:val="CB-tabel"/>
-    <w:basedOn w:val="Standaardtabel"/>
+    <w:basedOn w:val="TableNormal"/>
     <w:uiPriority w:val="99"/>
     <w:rsid w:val="004A6DE0"/>
     <w:rPr>
@@ -5678,7 +5478,7 @@
   </w:style>
   <w:style w:type="paragraph" w:customStyle="1" w:styleId="CB-kopteksten">
     <w:name w:val="CB-kopteksten"/>
-    <w:basedOn w:val="Standaard"/>
+    <w:basedOn w:val="Normal"/>
     <w:rsid w:val="00A55103"/>
     <w:pPr>
       <w:autoSpaceDE/>
@@ -5694,7 +5494,7 @@
   </w:style>
   <w:style w:type="paragraph" w:customStyle="1" w:styleId="Divisie">
     <w:name w:val="Divisie"/>
-    <w:basedOn w:val="Standaard"/>
+    <w:basedOn w:val="Normal"/>
     <w:rsid w:val="008238D8"/>
     <w:pPr>
       <w:pBdr>
@@ -5714,7 +5514,7 @@
   </w:style>
   <w:style w:type="paragraph" w:customStyle="1" w:styleId="Bureau">
     <w:name w:val="Bureau"/>
-    <w:basedOn w:val="Standaard"/>
+    <w:basedOn w:val="Normal"/>
     <w:rsid w:val="00E57000"/>
     <w:pPr>
       <w:autoSpaceDE/>
@@ -5729,18 +5529,18 @@
       <w:lang w:val="nl-NL"/>
     </w:rPr>
   </w:style>
-  <w:style w:type="character" w:styleId="GevolgdeHyperlink">
+  <w:style w:type="character" w:styleId="FollowedHyperlink">
     <w:name w:val="FollowedHyperlink"/>
-    <w:basedOn w:val="Standaardalinea-lettertype"/>
+    <w:basedOn w:val="DefaultParagraphFont"/>
     <w:rsid w:val="0082503C"/>
     <w:rPr>
       <w:color w:val="800080" w:themeColor="followedHyperlink"/>
       <w:u w:val="single"/>
     </w:rPr>
   </w:style>
-  <w:style w:type="character" w:styleId="Verwijzingopmerking">
+  <w:style w:type="character" w:styleId="CommentReference">
     <w:name w:val="annotation reference"/>
-    <w:basedOn w:val="Standaardalinea-lettertype"/>
+    <w:basedOn w:val="DefaultParagraphFont"/>
     <w:semiHidden/>
     <w:unhideWhenUsed/>
     <w:rsid w:val="005C5177"/>
@@ -5749,10 +5549,10 @@
       <w:szCs w:val="16"/>
     </w:rPr>
   </w:style>
-  <w:style w:type="paragraph" w:styleId="Tekstopmerking">
+  <w:style w:type="paragraph" w:styleId="CommentText">
     <w:name w:val="annotation text"/>
-    <w:basedOn w:val="Standaard"/>
-    <w:link w:val="TekstopmerkingChar"/>
+    <w:basedOn w:val="Normal"/>
+    <w:link w:val="CommentTextChar"/>
     <w:semiHidden/>
     <w:unhideWhenUsed/>
     <w:rsid w:val="005C5177"/>
@@ -5760,10 +5560,10 @@
       <w:spacing w:line="240" w:lineRule="auto"/>
     </w:pPr>
   </w:style>
-  <w:style w:type="character" w:customStyle="1" w:styleId="TekstopmerkingChar">
-    <w:name w:val="Tekst opmerking Char"/>
-    <w:basedOn w:val="Standaardalinea-lettertype"/>
-    <w:link w:val="Tekstopmerking"/>
+  <w:style w:type="character" w:customStyle="1" w:styleId="CommentTextChar">
+    <w:name w:val="Comment Text Char"/>
+    <w:basedOn w:val="DefaultParagraphFont"/>
+    <w:link w:val="CommentText"/>
     <w:semiHidden/>
     <w:rsid w:val="005C5177"/>
     <w:rPr>
@@ -5771,11 +5571,11 @@
       <w:lang w:val="de-DE"/>
     </w:rPr>
   </w:style>
-  <w:style w:type="paragraph" w:styleId="Onderwerpvanopmerking">
+  <w:style w:type="paragraph" w:styleId="CommentSubject">
     <w:name w:val="annotation subject"/>
-    <w:basedOn w:val="Tekstopmerking"/>
-    <w:next w:val="Tekstopmerking"/>
-    <w:link w:val="OnderwerpvanopmerkingChar"/>
+    <w:basedOn w:val="CommentText"/>
+    <w:next w:val="CommentText"/>
+    <w:link w:val="CommentSubjectChar"/>
     <w:semiHidden/>
     <w:unhideWhenUsed/>
     <w:rsid w:val="005C5177"/>
@@ -5784,10 +5584,10 @@
       <w:bCs/>
     </w:rPr>
   </w:style>
-  <w:style w:type="character" w:customStyle="1" w:styleId="OnderwerpvanopmerkingChar">
-    <w:name w:val="Onderwerp van opmerking Char"/>
-    <w:basedOn w:val="TekstopmerkingChar"/>
-    <w:link w:val="Onderwerpvanopmerking"/>
+  <w:style w:type="character" w:customStyle="1" w:styleId="CommentSubjectChar">
+    <w:name w:val="Comment Subject Char"/>
+    <w:basedOn w:val="CommentTextChar"/>
+    <w:link w:val="CommentSubject"/>
     <w:semiHidden/>
     <w:rsid w:val="005C5177"/>
     <w:rPr>
